--- a/public/Greencoat_SEND_Policy_Mar2026.docx
+++ b/public/Greencoat_SEND_Policy_Mar2026.docx
@@ -1280,36 +1280,7 @@
         <w:rPr>
           <w:rFonts w:ascii="Calibri" w:hAnsi="Calibri" w:cs="Calibri"/>
         </w:rPr>
-        <w:t xml:space="preserve">Review children’s progress and support plans </w:t>
-      </w:r>
-      <w:r>
-        <w:rPr>
-          <w:rFonts w:ascii="Calibri" w:hAnsi="Calibri" w:cs="Calibri"/>
-          <w:b/>
-        </w:rPr>
-        <w:t>[</w:t>
-      </w:r>
-      <w:r>
-        <w:rPr>
-          <w:rFonts w:ascii="Calibri" w:hAnsi="Calibri" w:cs="Calibri"/>
-          <w:b/>
-          <w:i/>
-          <w:iCs/>
-        </w:rPr>
-        <w:t>insert time frame, e.g. every 4 weeks</w:t>
-      </w:r>
-      <w:r>
-        <w:rPr>
-          <w:rFonts w:ascii="Calibri" w:hAnsi="Calibri" w:cs="Calibri"/>
-          <w:b/>
-        </w:rPr>
-        <w:t>]</w:t>
-      </w:r>
-      <w:r>
-        <w:rPr>
-          <w:rFonts w:ascii="Calibri" w:hAnsi="Calibri" w:cs="Calibri"/>
-        </w:rPr>
-        <w:t xml:space="preserve"> and work with parents to agree on further support plans</w:t>
+        <w:t xml:space="preserve">Review children’s progress and support plans termly (every 12–13 weeks) and work with parents to agree on further support plans</w:t>
       </w:r>
     </w:p>
     <w:p>
